--- a/public/ContractForm/comm_yunxin/core_enterprise_list.docx
+++ b/public/ContractForm/comm_yunxin/core_enterprise_list.docx
@@ -66,26 +66,7 @@
           <w:szCs w:val="28"/>
           <w:lang w:val="en-US" w:eastAsia="zh-CN"/>
         </w:rPr>
-        <w:t>{{</w:t>
-      </w:r>
-      <w:r>
-        <w:rPr>
-          <w:rFonts w:hint="eastAsia" w:ascii="方正仿宋_GBK" w:hAnsi="方正仿宋_GBK" w:eastAsia="方正仿宋_GBK" w:cs="方正仿宋_GBK"/>
-          <w:color w:val="000000"/>
-          <w:sz w:val="28"/>
-          <w:szCs w:val="28"/>
-        </w:rPr>
-        <w:t>branchName</w:t>
-      </w:r>
-      <w:r>
-        <w:rPr>
-          <w:rFonts w:hint="eastAsia" w:ascii="方正仿宋_GBK" w:hAnsi="方正仿宋_GBK" w:eastAsia="方正仿宋_GBK" w:cs="方正仿宋_GBK"/>
-          <w:color w:val="000000"/>
-          <w:sz w:val="28"/>
-          <w:szCs w:val="28"/>
-          <w:lang w:val="en-US" w:eastAsia="zh-CN"/>
-        </w:rPr>
-        <w:t>}}</w:t>
+        <w:t>{{branchName}}</w:t>
       </w:r>
       <w:r>
         <w:rPr>
@@ -123,26 +104,7 @@
           <w:szCs w:val="28"/>
           <w:lang w:val="en-US" w:eastAsia="zh-CN"/>
         </w:rPr>
-        <w:t>{{</w:t>
-      </w:r>
-      <w:r>
-        <w:rPr>
-          <w:rFonts w:hint="eastAsia" w:ascii="方正仿宋_GBK" w:hAnsi="方正仿宋_GBK" w:eastAsia="方正仿宋_GBK" w:cs="方正仿宋_GBK"/>
-          <w:color w:val="000000"/>
-          <w:sz w:val="28"/>
-          <w:szCs w:val="28"/>
-        </w:rPr>
-        <w:t>branchName</w:t>
-      </w:r>
-      <w:r>
-        <w:rPr>
-          <w:rFonts w:hint="eastAsia" w:ascii="方正仿宋_GBK" w:hAnsi="方正仿宋_GBK" w:eastAsia="方正仿宋_GBK" w:cs="方正仿宋_GBK"/>
-          <w:color w:val="000000"/>
-          <w:sz w:val="28"/>
-          <w:szCs w:val="28"/>
-          <w:lang w:val="en-US" w:eastAsia="zh-CN"/>
-        </w:rPr>
-        <w:t>}}</w:t>
+        <w:t>{{branchName}}</w:t>
       </w:r>
       <w:r>
         <w:rPr>
@@ -198,7 +160,7 @@
       <w:tblGrid>
         <w:gridCol w:w="1075"/>
         <w:gridCol w:w="3788"/>
-        <w:gridCol w:w="3388"/>
+        <w:gridCol w:w="2941"/>
       </w:tblGrid>
       <w:tr>
         <w:tblPrEx>
@@ -375,6 +337,7 @@
             <w:insideH w:val="none" w:color="auto" w:sz="0" w:space="0"/>
             <w:insideV w:val="none" w:color="auto" w:sz="0" w:space="0"/>
           </w:tblBorders>
+          <w:shd w:val="clear" w:color="auto" w:fill="auto"/>
           <w:tblCellMar>
             <w:top w:w="0" w:type="dxa"/>
             <w:left w:w="108" w:type="dxa"/>
@@ -475,35 +438,8 @@
                 <w:szCs w:val="22"/>
                 <w:lang w:val="en-US" w:eastAsia="zh-CN" w:bidi="ar"/>
               </w:rPr>
-              <w:t>{{</w:t>
+              <w:t>{{consub1_subName}}</w:t>
             </w:r>
-            <w:r>
-              <w:rPr>
-                <w:rFonts w:hint="eastAsia" w:ascii="宋体" w:hAnsi="宋体" w:eastAsia="宋体" w:cs="宋体"/>
-                <w:i w:val="0"/>
-                <w:iCs w:val="0"/>
-                <w:color w:val="000000"/>
-                <w:kern w:val="0"/>
-                <w:sz w:val="24"/>
-                <w:szCs w:val="24"/>
-                <w:u w:val="none"/>
-                <w:lang w:val="en-US" w:eastAsia="zh-CN" w:bidi="ar"/>
-              </w:rPr>
-              <w:t>consub1_subName</w:t>
-            </w:r>
-            <w:r>
-              <w:rPr>
-                <w:rFonts w:hint="eastAsia" w:ascii="仿宋" w:hAnsi="仿宋" w:eastAsia="仿宋" w:cs="仿宋"/>
-                <w:i w:val="0"/>
-                <w:iCs w:val="0"/>
-                <w:color w:val="000000"/>
-                <w:kern w:val="0"/>
-                <w:sz w:val="22"/>
-                <w:szCs w:val="22"/>
-                <w:lang w:val="en-US" w:eastAsia="zh-CN" w:bidi="ar"/>
-              </w:rPr>
-              <w:t>}}</w:t>
-            </w:r>
           </w:p>
         </w:tc>
         <w:tc>
@@ -538,21 +474,6 @@
                 <w:lang w:val="en-US"/>
               </w:rPr>
             </w:pPr>
-            <w:r>
-              <w:rPr>
-                <w:rFonts w:hint="eastAsia" w:ascii="宋体" w:hAnsi="宋体" w:eastAsia="宋体" w:cs="宋体"/>
-                <w:i w:val="0"/>
-                <w:iCs w:val="0"/>
-                <w:color w:val="000000"/>
-                <w:spacing w:val="2"/>
-                <w:kern w:val="0"/>
-                <w:sz w:val="24"/>
-                <w:szCs w:val="24"/>
-                <w:u w:val="none"/>
-                <w:lang w:val="en-US" w:eastAsia="zh-CN" w:bidi="ar"/>
-              </w:rPr>
-              <w:t>{{consub1_subCreditCode}}</w:t>
-            </w:r>
           </w:p>
         </w:tc>
       </w:tr>
@@ -666,35 +587,8 @@
                 <w:szCs w:val="22"/>
                 <w:lang w:val="en-US" w:eastAsia="zh-CN" w:bidi="ar"/>
               </w:rPr>
-              <w:t>{{</w:t>
+              <w:t>{{consub2_subName}}</w:t>
             </w:r>
-            <w:r>
-              <w:rPr>
-                <w:rFonts w:hint="eastAsia" w:ascii="宋体" w:hAnsi="宋体" w:eastAsia="宋体" w:cs="宋体"/>
-                <w:i w:val="0"/>
-                <w:iCs w:val="0"/>
-                <w:color w:val="000000"/>
-                <w:kern w:val="0"/>
-                <w:sz w:val="24"/>
-                <w:szCs w:val="24"/>
-                <w:u w:val="none"/>
-                <w:lang w:val="en-US" w:eastAsia="zh-CN" w:bidi="ar"/>
-              </w:rPr>
-              <w:t>consub2_subName</w:t>
-            </w:r>
-            <w:r>
-              <w:rPr>
-                <w:rFonts w:hint="eastAsia" w:ascii="仿宋" w:hAnsi="仿宋" w:eastAsia="仿宋" w:cs="仿宋"/>
-                <w:i w:val="0"/>
-                <w:iCs w:val="0"/>
-                <w:color w:val="000000"/>
-                <w:kern w:val="0"/>
-                <w:sz w:val="22"/>
-                <w:szCs w:val="22"/>
-                <w:lang w:val="en-US" w:eastAsia="zh-CN" w:bidi="ar"/>
-              </w:rPr>
-              <w:t>}}</w:t>
-            </w:r>
           </w:p>
         </w:tc>
         <w:tc>
@@ -729,403 +623,6 @@
                 <w:lang w:val="en-US"/>
               </w:rPr>
             </w:pPr>
-            <w:r>
-              <w:rPr>
-                <w:rFonts w:hint="eastAsia" w:ascii="宋体" w:hAnsi="宋体" w:eastAsia="宋体" w:cs="宋体"/>
-                <w:i w:val="0"/>
-                <w:iCs w:val="0"/>
-                <w:color w:val="000000"/>
-                <w:spacing w:val="2"/>
-                <w:kern w:val="0"/>
-                <w:sz w:val="24"/>
-                <w:szCs w:val="24"/>
-                <w:u w:val="none"/>
-                <w:lang w:val="en-US" w:eastAsia="zh-CN" w:bidi="ar"/>
-              </w:rPr>
-              <w:t>{{consub2_subCreditCode}}</w:t>
-            </w:r>
-          </w:p>
-        </w:tc>
-      </w:tr>
-      <w:tr>
-        <w:tblPrEx>
-          <w:tblBorders>
-            <w:top w:val="none" w:color="auto" w:sz="0" w:space="0"/>
-            <w:left w:val="none" w:color="auto" w:sz="0" w:space="0"/>
-            <w:bottom w:val="none" w:color="auto" w:sz="0" w:space="0"/>
-            <w:right w:val="none" w:color="auto" w:sz="0" w:space="0"/>
-            <w:insideH w:val="none" w:color="auto" w:sz="0" w:space="0"/>
-            <w:insideV w:val="none" w:color="auto" w:sz="0" w:space="0"/>
-          </w:tblBorders>
-          <w:shd w:val="clear" w:color="auto" w:fill="auto"/>
-          <w:tblCellMar>
-            <w:top w:w="0" w:type="dxa"/>
-            <w:left w:w="108" w:type="dxa"/>
-            <w:bottom w:w="0" w:type="dxa"/>
-            <w:right w:w="108" w:type="dxa"/>
-          </w:tblCellMar>
-        </w:tblPrEx>
-        <w:trPr>
-          <w:trHeight w:val="380" w:hRule="atLeast"/>
-        </w:trPr>
-        <w:tc>
-          <w:tcPr>
-            <w:tcW w:w="0" w:type="auto"/>
-            <w:tcBorders>
-              <w:top w:val="single" w:color="000000" w:sz="4" w:space="0"/>
-              <w:left w:val="single" w:color="000000" w:sz="4" w:space="0"/>
-              <w:bottom w:val="single" w:color="000000" w:sz="4" w:space="0"/>
-              <w:right w:val="single" w:color="000000" w:sz="4" w:space="0"/>
-            </w:tcBorders>
-            <w:shd w:val="clear" w:color="auto" w:fill="auto"/>
-            <w:noWrap/>
-            <w:vAlign w:val="center"/>
-          </w:tcPr>
-          <w:p>
-            <w:pPr>
-              <w:keepNext w:val="0"/>
-              <w:keepLines w:val="0"/>
-              <w:widowControl/>
-              <w:suppressLineNumbers w:val="0"/>
-              <w:jc w:val="center"/>
-              <w:textAlignment w:val="center"/>
-              <w:rPr>
-                <w:rFonts w:hint="eastAsia" w:ascii="宋体" w:hAnsi="宋体" w:eastAsia="宋体" w:cs="宋体"/>
-                <w:i w:val="0"/>
-                <w:iCs w:val="0"/>
-                <w:color w:val="000000"/>
-                <w:sz w:val="24"/>
-                <w:szCs w:val="24"/>
-                <w:u w:val="none"/>
-              </w:rPr>
-            </w:pPr>
-            <w:r>
-              <w:rPr>
-                <w:rFonts w:hint="eastAsia" w:ascii="宋体" w:hAnsi="宋体" w:eastAsia="宋体" w:cs="宋体"/>
-                <w:i w:val="0"/>
-                <w:iCs w:val="0"/>
-                <w:color w:val="000000"/>
-                <w:spacing w:val="2"/>
-                <w:kern w:val="0"/>
-                <w:sz w:val="24"/>
-                <w:szCs w:val="24"/>
-                <w:u w:val="none"/>
-                <w:lang w:val="en-US" w:eastAsia="zh-CN" w:bidi="ar"/>
-              </w:rPr>
-              <w:t>3</w:t>
-            </w:r>
-          </w:p>
-        </w:tc>
-        <w:tc>
-          <w:tcPr>
-            <w:tcW w:w="3788" w:type="dxa"/>
-            <w:tcBorders>
-              <w:top w:val="single" w:color="000000" w:sz="4" w:space="0"/>
-              <w:left w:val="single" w:color="000000" w:sz="4" w:space="0"/>
-              <w:bottom w:val="single" w:color="000000" w:sz="4" w:space="0"/>
-              <w:right w:val="single" w:color="000000" w:sz="4" w:space="0"/>
-            </w:tcBorders>
-            <w:shd w:val="clear" w:color="auto" w:fill="auto"/>
-            <w:noWrap/>
-            <w:vAlign w:val="center"/>
-          </w:tcPr>
-          <w:p>
-            <w:pPr>
-              <w:keepNext w:val="0"/>
-              <w:keepLines w:val="0"/>
-              <w:widowControl/>
-              <w:suppressLineNumbers w:val="0"/>
-              <w:jc w:val="center"/>
-              <w:textAlignment w:val="bottom"/>
-              <w:rPr>
-                <w:rFonts w:hint="eastAsia" w:ascii="宋体" w:hAnsi="宋体" w:eastAsia="宋体" w:cs="宋体"/>
-                <w:i w:val="0"/>
-                <w:iCs w:val="0"/>
-                <w:color w:val="000000"/>
-                <w:sz w:val="24"/>
-                <w:szCs w:val="24"/>
-                <w:u w:val="none"/>
-              </w:rPr>
-            </w:pPr>
-            <w:r>
-              <w:rPr>
-                <w:rFonts w:hint="eastAsia" w:ascii="仿宋" w:hAnsi="仿宋" w:eastAsia="仿宋" w:cs="仿宋"/>
-                <w:i w:val="0"/>
-                <w:iCs w:val="0"/>
-                <w:color w:val="000000"/>
-                <w:kern w:val="0"/>
-                <w:sz w:val="22"/>
-                <w:szCs w:val="22"/>
-                <w:lang w:val="en-US" w:eastAsia="zh-CN" w:bidi="ar"/>
-              </w:rPr>
-              <w:t>{{</w:t>
-            </w:r>
-            <w:r>
-              <w:rPr>
-                <w:rFonts w:hint="eastAsia" w:ascii="宋体" w:hAnsi="宋体" w:eastAsia="宋体" w:cs="宋体"/>
-                <w:i w:val="0"/>
-                <w:iCs w:val="0"/>
-                <w:color w:val="000000"/>
-                <w:kern w:val="0"/>
-                <w:sz w:val="24"/>
-                <w:szCs w:val="24"/>
-                <w:u w:val="none"/>
-                <w:lang w:val="en-US" w:eastAsia="zh-CN" w:bidi="ar"/>
-              </w:rPr>
-              <w:t>consub3_subName</w:t>
-            </w:r>
-            <w:r>
-              <w:rPr>
-                <w:rFonts w:hint="eastAsia" w:ascii="仿宋" w:hAnsi="仿宋" w:eastAsia="仿宋" w:cs="仿宋"/>
-                <w:i w:val="0"/>
-                <w:iCs w:val="0"/>
-                <w:color w:val="000000"/>
-                <w:kern w:val="0"/>
-                <w:sz w:val="22"/>
-                <w:szCs w:val="22"/>
-                <w:lang w:val="en-US" w:eastAsia="zh-CN" w:bidi="ar"/>
-              </w:rPr>
-              <w:t>}}</w:t>
-            </w:r>
-          </w:p>
-        </w:tc>
-        <w:tc>
-          <w:tcPr>
-            <w:tcW w:w="2941" w:type="dxa"/>
-            <w:tcBorders>
-              <w:top w:val="single" w:color="000000" w:sz="4" w:space="0"/>
-              <w:left w:val="single" w:color="000000" w:sz="4" w:space="0"/>
-              <w:bottom w:val="single" w:color="000000" w:sz="4" w:space="0"/>
-              <w:right w:val="single" w:color="000000" w:sz="4" w:space="0"/>
-            </w:tcBorders>
-            <w:shd w:val="clear" w:color="auto" w:fill="auto"/>
-            <w:noWrap/>
-            <w:vAlign w:val="bottom"/>
-          </w:tcPr>
-          <w:p>
-            <w:pPr>
-              <w:keepNext w:val="0"/>
-              <w:keepLines w:val="0"/>
-              <w:widowControl/>
-              <w:suppressLineNumbers w:val="0"/>
-              <w:jc w:val="center"/>
-              <w:textAlignment w:val="bottom"/>
-              <w:rPr>
-                <w:rFonts w:hint="eastAsia" w:ascii="宋体" w:hAnsi="宋体" w:eastAsia="宋体" w:cs="宋体"/>
-                <w:i w:val="0"/>
-                <w:iCs w:val="0"/>
-                <w:color w:val="000000"/>
-                <w:sz w:val="24"/>
-                <w:szCs w:val="24"/>
-                <w:u w:val="none"/>
-              </w:rPr>
-            </w:pPr>
-            <w:r>
-              <w:rPr>
-                <w:rFonts w:hint="eastAsia" w:ascii="宋体" w:hAnsi="宋体" w:eastAsia="宋体" w:cs="宋体"/>
-                <w:i w:val="0"/>
-                <w:iCs w:val="0"/>
-                <w:color w:val="000000"/>
-                <w:spacing w:val="2"/>
-                <w:kern w:val="0"/>
-                <w:sz w:val="24"/>
-                <w:szCs w:val="24"/>
-                <w:u w:val="none"/>
-                <w:lang w:val="en-US" w:eastAsia="zh-CN" w:bidi="ar"/>
-              </w:rPr>
-              <w:t>{{consub3_subCreditCode}}</w:t>
-            </w:r>
-          </w:p>
-        </w:tc>
-      </w:tr>
-      <w:tr>
-        <w:tblPrEx>
-          <w:tblBorders>
-            <w:top w:val="none" w:color="auto" w:sz="0" w:space="0"/>
-            <w:left w:val="none" w:color="auto" w:sz="0" w:space="0"/>
-            <w:bottom w:val="none" w:color="auto" w:sz="0" w:space="0"/>
-            <w:right w:val="none" w:color="auto" w:sz="0" w:space="0"/>
-            <w:insideH w:val="none" w:color="auto" w:sz="0" w:space="0"/>
-            <w:insideV w:val="none" w:color="auto" w:sz="0" w:space="0"/>
-          </w:tblBorders>
-          <w:shd w:val="clear" w:color="auto" w:fill="auto"/>
-          <w:tblCellMar>
-            <w:top w:w="0" w:type="dxa"/>
-            <w:left w:w="108" w:type="dxa"/>
-            <w:bottom w:w="0" w:type="dxa"/>
-            <w:right w:w="108" w:type="dxa"/>
-          </w:tblCellMar>
-        </w:tblPrEx>
-        <w:trPr>
-          <w:trHeight w:val="380" w:hRule="atLeast"/>
-        </w:trPr>
-        <w:tc>
-          <w:tcPr>
-            <w:tcW w:w="0" w:type="auto"/>
-            <w:tcBorders>
-              <w:top w:val="single" w:color="000000" w:sz="4" w:space="0"/>
-              <w:left w:val="single" w:color="000000" w:sz="4" w:space="0"/>
-              <w:bottom w:val="single" w:color="000000" w:sz="4" w:space="0"/>
-              <w:right w:val="single" w:color="000000" w:sz="4" w:space="0"/>
-            </w:tcBorders>
-            <w:shd w:val="clear" w:color="auto" w:fill="auto"/>
-            <w:noWrap/>
-            <w:vAlign w:val="center"/>
-          </w:tcPr>
-          <w:p>
-            <w:pPr>
-              <w:keepNext w:val="0"/>
-              <w:keepLines w:val="0"/>
-              <w:widowControl/>
-              <w:suppressLineNumbers w:val="0"/>
-              <w:jc w:val="center"/>
-              <w:textAlignment w:val="center"/>
-              <w:rPr>
-                <w:rFonts w:hint="eastAsia" w:ascii="宋体" w:hAnsi="宋体" w:eastAsia="宋体" w:cs="宋体"/>
-                <w:i w:val="0"/>
-                <w:iCs w:val="0"/>
-                <w:color w:val="000000"/>
-                <w:sz w:val="24"/>
-                <w:szCs w:val="24"/>
-                <w:u w:val="none"/>
-              </w:rPr>
-            </w:pPr>
-            <w:r>
-              <w:rPr>
-                <w:rFonts w:hint="eastAsia" w:ascii="宋体" w:hAnsi="宋体" w:eastAsia="宋体" w:cs="宋体"/>
-                <w:i w:val="0"/>
-                <w:iCs w:val="0"/>
-                <w:color w:val="000000"/>
-                <w:spacing w:val="2"/>
-                <w:kern w:val="0"/>
-                <w:sz w:val="24"/>
-                <w:szCs w:val="24"/>
-                <w:u w:val="none"/>
-                <w:lang w:val="en-US" w:eastAsia="zh-CN" w:bidi="ar"/>
-              </w:rPr>
-              <w:t>4</w:t>
-            </w:r>
-          </w:p>
-        </w:tc>
-        <w:tc>
-          <w:tcPr>
-            <w:tcW w:w="3788" w:type="dxa"/>
-            <w:tcBorders>
-              <w:top w:val="single" w:color="000000" w:sz="4" w:space="0"/>
-              <w:left w:val="single" w:color="000000" w:sz="4" w:space="0"/>
-              <w:bottom w:val="single" w:color="000000" w:sz="4" w:space="0"/>
-              <w:right w:val="single" w:color="000000" w:sz="4" w:space="0"/>
-            </w:tcBorders>
-            <w:shd w:val="clear" w:color="auto" w:fill="auto"/>
-            <w:noWrap/>
-            <w:vAlign w:val="center"/>
-          </w:tcPr>
-          <w:p>
-            <w:pPr>
-              <w:keepNext w:val="0"/>
-              <w:keepLines w:val="0"/>
-              <w:widowControl/>
-              <w:suppressLineNumbers w:val="0"/>
-              <w:jc w:val="center"/>
-              <w:textAlignment w:val="bottom"/>
-              <w:rPr>
-                <w:rFonts w:hint="eastAsia" w:ascii="宋体" w:hAnsi="宋体" w:eastAsia="宋体" w:cs="宋体"/>
-                <w:i w:val="0"/>
-                <w:iCs w:val="0"/>
-                <w:color w:val="000000"/>
-                <w:sz w:val="24"/>
-                <w:szCs w:val="24"/>
-                <w:u w:val="none"/>
-              </w:rPr>
-            </w:pPr>
-            <w:r>
-              <w:rPr>
-                <w:rFonts w:hint="eastAsia" w:ascii="仿宋" w:hAnsi="仿宋" w:eastAsia="仿宋" w:cs="仿宋"/>
-                <w:i w:val="0"/>
-                <w:iCs w:val="0"/>
-                <w:color w:val="000000"/>
-                <w:kern w:val="0"/>
-                <w:sz w:val="22"/>
-                <w:szCs w:val="22"/>
-                <w:lang w:val="en-US" w:eastAsia="zh-CN" w:bidi="ar"/>
-              </w:rPr>
-              <w:t>{{</w:t>
-            </w:r>
-            <w:r>
-              <w:rPr>
-                <w:rFonts w:hint="eastAsia" w:ascii="宋体" w:hAnsi="宋体" w:eastAsia="宋体" w:cs="宋体"/>
-                <w:i w:val="0"/>
-                <w:iCs w:val="0"/>
-                <w:color w:val="000000"/>
-                <w:kern w:val="0"/>
-                <w:sz w:val="24"/>
-                <w:szCs w:val="24"/>
-                <w:u w:val="none"/>
-                <w:lang w:val="en-US" w:eastAsia="zh-CN" w:bidi="ar"/>
-              </w:rPr>
-              <w:t>consub4_subName</w:t>
-            </w:r>
-            <w:r>
-              <w:rPr>
-                <w:rFonts w:hint="eastAsia" w:ascii="仿宋" w:hAnsi="仿宋" w:eastAsia="仿宋" w:cs="仿宋"/>
-                <w:i w:val="0"/>
-                <w:iCs w:val="0"/>
-                <w:color w:val="000000"/>
-                <w:kern w:val="0"/>
-                <w:sz w:val="22"/>
-                <w:szCs w:val="22"/>
-                <w:lang w:val="en-US" w:eastAsia="zh-CN" w:bidi="ar"/>
-              </w:rPr>
-              <w:t>}}</w:t>
-            </w:r>
-          </w:p>
-        </w:tc>
-        <w:tc>
-          <w:tcPr>
-            <w:tcW w:w="2941" w:type="dxa"/>
-            <w:tcBorders>
-              <w:top w:val="single" w:color="000000" w:sz="4" w:space="0"/>
-              <w:left w:val="single" w:color="000000" w:sz="4" w:space="0"/>
-              <w:bottom w:val="single" w:color="000000" w:sz="4" w:space="0"/>
-              <w:right w:val="single" w:color="000000" w:sz="4" w:space="0"/>
-            </w:tcBorders>
-            <w:shd w:val="clear" w:color="auto" w:fill="auto"/>
-            <w:noWrap/>
-            <w:vAlign w:val="bottom"/>
-          </w:tcPr>
-          <w:p>
-            <w:pPr>
-              <w:keepNext w:val="0"/>
-              <w:keepLines w:val="0"/>
-              <w:widowControl/>
-              <w:suppressLineNumbers w:val="0"/>
-              <w:jc w:val="center"/>
-              <w:textAlignment w:val="bottom"/>
-              <w:rPr>
-                <w:rFonts w:hint="eastAsia" w:ascii="宋体" w:hAnsi="宋体" w:eastAsia="宋体" w:cs="宋体"/>
-                <w:i w:val="0"/>
-                <w:iCs w:val="0"/>
-                <w:color w:val="000000"/>
-                <w:sz w:val="24"/>
-                <w:szCs w:val="24"/>
-                <w:u w:val="none"/>
-              </w:rPr>
-            </w:pPr>
-            <w:r>
-              <w:rPr>
-                <w:rFonts w:hint="eastAsia" w:ascii="宋体" w:hAnsi="宋体" w:eastAsia="宋体" w:cs="宋体"/>
-                <w:i w:val="0"/>
-                <w:iCs w:val="0"/>
-                <w:color w:val="000000"/>
-                <w:spacing w:val="2"/>
-                <w:kern w:val="0"/>
-                <w:sz w:val="24"/>
-                <w:szCs w:val="24"/>
-                <w:u w:val="none"/>
-                <w:lang w:val="en-US" w:eastAsia="zh-CN" w:bidi="ar"/>
-              </w:rPr>
-              <w:t>{{consub4_subCreditCode}}</w:t>
-            </w:r>
           </w:p>
         </w:tc>
       </w:tr>
@@ -1193,7 +690,7 @@
                 <w:u w:val="none"/>
                 <w:lang w:val="en-US" w:eastAsia="zh-CN" w:bidi="ar"/>
               </w:rPr>
-              <w:t>5</w:t>
+              <w:t>3</w:t>
             </w:r>
           </w:p>
         </w:tc>
@@ -1239,35 +736,8 @@
                 <w:szCs w:val="22"/>
                 <w:lang w:val="en-US" w:eastAsia="zh-CN" w:bidi="ar"/>
               </w:rPr>
-              <w:t>{{</w:t>
+              <w:t>{{consub3_subName}}</w:t>
             </w:r>
-            <w:r>
-              <w:rPr>
-                <w:rFonts w:hint="eastAsia" w:ascii="宋体" w:hAnsi="宋体" w:eastAsia="宋体" w:cs="宋体"/>
-                <w:i w:val="0"/>
-                <w:iCs w:val="0"/>
-                <w:color w:val="000000"/>
-                <w:kern w:val="0"/>
-                <w:sz w:val="24"/>
-                <w:szCs w:val="24"/>
-                <w:u w:val="none"/>
-                <w:lang w:val="en-US" w:eastAsia="zh-CN" w:bidi="ar"/>
-              </w:rPr>
-              <w:t>consub5_subName</w:t>
-            </w:r>
-            <w:r>
-              <w:rPr>
-                <w:rFonts w:hint="eastAsia" w:ascii="仿宋" w:hAnsi="仿宋" w:eastAsia="仿宋" w:cs="仿宋"/>
-                <w:i w:val="0"/>
-                <w:iCs w:val="0"/>
-                <w:color w:val="000000"/>
-                <w:kern w:val="0"/>
-                <w:sz w:val="22"/>
-                <w:szCs w:val="22"/>
-                <w:lang w:val="en-US" w:eastAsia="zh-CN" w:bidi="ar"/>
-              </w:rPr>
-              <w:t>}}</w:t>
-            </w:r>
           </w:p>
         </w:tc>
         <w:tc>
@@ -1301,212 +771,6 @@
                 <w:u w:val="none"/>
               </w:rPr>
             </w:pPr>
-            <w:r>
-              <w:rPr>
-                <w:rFonts w:hint="eastAsia" w:ascii="宋体" w:hAnsi="宋体" w:eastAsia="宋体" w:cs="宋体"/>
-                <w:i w:val="0"/>
-                <w:iCs w:val="0"/>
-                <w:color w:val="000000"/>
-                <w:spacing w:val="2"/>
-                <w:kern w:val="0"/>
-                <w:sz w:val="24"/>
-                <w:szCs w:val="24"/>
-                <w:u w:val="none"/>
-                <w:lang w:val="en-US" w:eastAsia="zh-CN" w:bidi="ar"/>
-              </w:rPr>
-              <w:t>{{consub5_subCreditCode}}</w:t>
-            </w:r>
-          </w:p>
-        </w:tc>
-      </w:tr>
-      <w:tr>
-        <w:tblPrEx>
-          <w:tblBorders>
-            <w:top w:val="none" w:color="auto" w:sz="0" w:space="0"/>
-            <w:left w:val="none" w:color="auto" w:sz="0" w:space="0"/>
-            <w:bottom w:val="none" w:color="auto" w:sz="0" w:space="0"/>
-            <w:right w:val="none" w:color="auto" w:sz="0" w:space="0"/>
-            <w:insideH w:val="none" w:color="auto" w:sz="0" w:space="0"/>
-            <w:insideV w:val="none" w:color="auto" w:sz="0" w:space="0"/>
-          </w:tblBorders>
-          <w:shd w:val="clear" w:color="auto" w:fill="auto"/>
-          <w:tblCellMar>
-            <w:top w:w="0" w:type="dxa"/>
-            <w:left w:w="108" w:type="dxa"/>
-            <w:bottom w:w="0" w:type="dxa"/>
-            <w:right w:w="108" w:type="dxa"/>
-          </w:tblCellMar>
-        </w:tblPrEx>
-        <w:trPr>
-          <w:trHeight w:val="380" w:hRule="atLeast"/>
-        </w:trPr>
-        <w:tc>
-          <w:tcPr>
-            <w:tcW w:w="0" w:type="auto"/>
-            <w:tcBorders>
-              <w:top w:val="single" w:color="000000" w:sz="4" w:space="0"/>
-              <w:left w:val="single" w:color="000000" w:sz="4" w:space="0"/>
-              <w:bottom w:val="single" w:color="000000" w:sz="4" w:space="0"/>
-              <w:right w:val="single" w:color="000000" w:sz="4" w:space="0"/>
-            </w:tcBorders>
-            <w:shd w:val="clear" w:color="auto" w:fill="auto"/>
-            <w:noWrap/>
-            <w:vAlign w:val="center"/>
-          </w:tcPr>
-          <w:p>
-            <w:pPr>
-              <w:keepNext w:val="0"/>
-              <w:keepLines w:val="0"/>
-              <w:widowControl/>
-              <w:suppressLineNumbers w:val="0"/>
-              <w:jc w:val="center"/>
-              <w:textAlignment w:val="center"/>
-              <w:rPr>
-                <w:rFonts w:hint="eastAsia" w:ascii="宋体" w:hAnsi="宋体" w:eastAsia="宋体" w:cs="宋体"/>
-                <w:i w:val="0"/>
-                <w:iCs w:val="0"/>
-                <w:color w:val="000000"/>
-                <w:sz w:val="24"/>
-                <w:szCs w:val="24"/>
-                <w:u w:val="none"/>
-              </w:rPr>
-            </w:pPr>
-            <w:r>
-              <w:rPr>
-                <w:rFonts w:hint="eastAsia" w:ascii="宋体" w:hAnsi="宋体" w:eastAsia="宋体" w:cs="宋体"/>
-                <w:i w:val="0"/>
-                <w:iCs w:val="0"/>
-                <w:color w:val="000000"/>
-                <w:spacing w:val="2"/>
-                <w:kern w:val="0"/>
-                <w:sz w:val="24"/>
-                <w:szCs w:val="24"/>
-                <w:u w:val="none"/>
-                <w:lang w:val="en-US" w:eastAsia="zh-CN" w:bidi="ar"/>
-              </w:rPr>
-              <w:t>6</w:t>
-            </w:r>
-          </w:p>
-        </w:tc>
-        <w:tc>
-          <w:tcPr>
-            <w:tcW w:w="3788" w:type="dxa"/>
-            <w:tcBorders>
-              <w:top w:val="single" w:color="000000" w:sz="4" w:space="0"/>
-              <w:left w:val="single" w:color="000000" w:sz="4" w:space="0"/>
-              <w:bottom w:val="single" w:color="000000" w:sz="4" w:space="0"/>
-              <w:right w:val="single" w:color="000000" w:sz="4" w:space="0"/>
-            </w:tcBorders>
-            <w:shd w:val="clear" w:color="auto" w:fill="auto"/>
-            <w:noWrap/>
-            <w:vAlign w:val="center"/>
-          </w:tcPr>
-          <w:p>
-            <w:pPr>
-              <w:keepNext w:val="0"/>
-              <w:keepLines w:val="0"/>
-              <w:widowControl/>
-              <w:suppressLineNumbers w:val="0"/>
-              <w:jc w:val="center"/>
-              <w:textAlignment w:val="bottom"/>
-              <w:rPr>
-                <w:rFonts w:hint="eastAsia" w:ascii="宋体" w:hAnsi="宋体" w:eastAsia="宋体" w:cs="宋体"/>
-                <w:i w:val="0"/>
-                <w:iCs w:val="0"/>
-                <w:color w:val="000000"/>
-                <w:sz w:val="24"/>
-                <w:szCs w:val="24"/>
-                <w:u w:val="none"/>
-              </w:rPr>
-            </w:pPr>
-            <w:r>
-              <w:rPr>
-                <w:rFonts w:hint="eastAsia" w:ascii="仿宋" w:hAnsi="仿宋" w:eastAsia="仿宋" w:cs="仿宋"/>
-                <w:i w:val="0"/>
-                <w:iCs w:val="0"/>
-                <w:color w:val="000000"/>
-                <w:kern w:val="0"/>
-                <w:sz w:val="22"/>
-                <w:szCs w:val="22"/>
-                <w:lang w:val="en-US" w:eastAsia="zh-CN" w:bidi="ar"/>
-              </w:rPr>
-              <w:t>{{</w:t>
-            </w:r>
-            <w:r>
-              <w:rPr>
-                <w:rFonts w:hint="eastAsia" w:ascii="宋体" w:hAnsi="宋体" w:eastAsia="宋体" w:cs="宋体"/>
-                <w:i w:val="0"/>
-                <w:iCs w:val="0"/>
-                <w:color w:val="000000"/>
-                <w:kern w:val="0"/>
-                <w:sz w:val="24"/>
-                <w:szCs w:val="24"/>
-                <w:u w:val="none"/>
-                <w:lang w:val="en-US" w:eastAsia="zh-CN" w:bidi="ar"/>
-              </w:rPr>
-              <w:t>consub6_subName</w:t>
-            </w:r>
-            <w:r>
-              <w:rPr>
-                <w:rFonts w:hint="eastAsia" w:ascii="仿宋" w:hAnsi="仿宋" w:eastAsia="仿宋" w:cs="仿宋"/>
-                <w:i w:val="0"/>
-                <w:iCs w:val="0"/>
-                <w:color w:val="000000"/>
-                <w:kern w:val="0"/>
-                <w:sz w:val="22"/>
-                <w:szCs w:val="22"/>
-                <w:lang w:val="en-US" w:eastAsia="zh-CN" w:bidi="ar"/>
-              </w:rPr>
-              <w:t>}}</w:t>
-            </w:r>
-          </w:p>
-        </w:tc>
-        <w:tc>
-          <w:tcPr>
-            <w:tcW w:w="2941" w:type="dxa"/>
-            <w:tcBorders>
-              <w:top w:val="single" w:color="000000" w:sz="4" w:space="0"/>
-              <w:left w:val="single" w:color="000000" w:sz="4" w:space="0"/>
-              <w:bottom w:val="single" w:color="000000" w:sz="4" w:space="0"/>
-              <w:right w:val="single" w:color="000000" w:sz="4" w:space="0"/>
-            </w:tcBorders>
-            <w:shd w:val="clear" w:color="auto" w:fill="auto"/>
-            <w:noWrap/>
-            <w:vAlign w:val="bottom"/>
-          </w:tcPr>
-          <w:p>
-            <w:pPr>
-              <w:keepNext w:val="0"/>
-              <w:keepLines w:val="0"/>
-              <w:widowControl/>
-              <w:suppressLineNumbers w:val="0"/>
-              <w:jc w:val="center"/>
-              <w:textAlignment w:val="bottom"/>
-              <w:rPr>
-                <w:rFonts w:hint="eastAsia" w:ascii="宋体" w:hAnsi="宋体" w:eastAsia="宋体" w:cs="宋体"/>
-                <w:i w:val="0"/>
-                <w:iCs w:val="0"/>
-                <w:color w:val="000000"/>
-                <w:sz w:val="24"/>
-                <w:szCs w:val="24"/>
-                <w:u w:val="none"/>
-              </w:rPr>
-            </w:pPr>
-            <w:r>
-              <w:rPr>
-                <w:rFonts w:hint="eastAsia" w:ascii="宋体" w:hAnsi="宋体" w:eastAsia="宋体" w:cs="宋体"/>
-                <w:i w:val="0"/>
-                <w:iCs w:val="0"/>
-                <w:color w:val="000000"/>
-                <w:spacing w:val="2"/>
-                <w:kern w:val="0"/>
-                <w:sz w:val="24"/>
-                <w:szCs w:val="24"/>
-                <w:u w:val="none"/>
-                <w:lang w:val="en-US" w:eastAsia="zh-CN" w:bidi="ar"/>
-              </w:rPr>
-              <w:t>{{consub6_subCreditCode}}</w:t>
-            </w:r>
           </w:p>
         </w:tc>
       </w:tr>
@@ -1574,7 +838,7 @@
                 <w:u w:val="none"/>
                 <w:lang w:val="en-US" w:eastAsia="zh-CN" w:bidi="ar"/>
               </w:rPr>
-              <w:t>7</w:t>
+              <w:t>4</w:t>
             </w:r>
           </w:p>
         </w:tc>
@@ -1620,35 +884,8 @@
                 <w:szCs w:val="22"/>
                 <w:lang w:val="en-US" w:eastAsia="zh-CN" w:bidi="ar"/>
               </w:rPr>
-              <w:t>{{</w:t>
+              <w:t>{{consub4_subName}}</w:t>
             </w:r>
-            <w:r>
-              <w:rPr>
-                <w:rFonts w:hint="eastAsia" w:ascii="宋体" w:hAnsi="宋体" w:eastAsia="宋体" w:cs="宋体"/>
-                <w:i w:val="0"/>
-                <w:iCs w:val="0"/>
-                <w:color w:val="000000"/>
-                <w:kern w:val="0"/>
-                <w:sz w:val="24"/>
-                <w:szCs w:val="24"/>
-                <w:u w:val="none"/>
-                <w:lang w:val="en-US" w:eastAsia="zh-CN" w:bidi="ar"/>
-              </w:rPr>
-              <w:t>consub7_subName</w:t>
-            </w:r>
-            <w:r>
-              <w:rPr>
-                <w:rFonts w:hint="eastAsia" w:ascii="仿宋" w:hAnsi="仿宋" w:eastAsia="仿宋" w:cs="仿宋"/>
-                <w:i w:val="0"/>
-                <w:iCs w:val="0"/>
-                <w:color w:val="000000"/>
-                <w:kern w:val="0"/>
-                <w:sz w:val="22"/>
-                <w:szCs w:val="22"/>
-                <w:lang w:val="en-US" w:eastAsia="zh-CN" w:bidi="ar"/>
-              </w:rPr>
-              <w:t>}}</w:t>
-            </w:r>
           </w:p>
         </w:tc>
         <w:tc>
@@ -1682,21 +919,6 @@
                 <w:u w:val="none"/>
               </w:rPr>
             </w:pPr>
-            <w:r>
-              <w:rPr>
-                <w:rFonts w:hint="eastAsia" w:ascii="宋体" w:hAnsi="宋体" w:eastAsia="宋体" w:cs="宋体"/>
-                <w:i w:val="0"/>
-                <w:iCs w:val="0"/>
-                <w:color w:val="000000"/>
-                <w:spacing w:val="2"/>
-                <w:kern w:val="0"/>
-                <w:sz w:val="24"/>
-                <w:szCs w:val="24"/>
-                <w:u w:val="none"/>
-                <w:lang w:val="en-US" w:eastAsia="zh-CN" w:bidi="ar"/>
-              </w:rPr>
-              <w:t>{{consub7_subCreditCode}}</w:t>
-            </w:r>
           </w:p>
         </w:tc>
       </w:tr>
@@ -1764,7 +986,7 @@
                 <w:u w:val="none"/>
                 <w:lang w:val="en-US" w:eastAsia="zh-CN" w:bidi="ar"/>
               </w:rPr>
-              <w:t>8</w:t>
+              <w:t>5</w:t>
             </w:r>
           </w:p>
         </w:tc>
@@ -1810,35 +1032,8 @@
                 <w:szCs w:val="22"/>
                 <w:lang w:val="en-US" w:eastAsia="zh-CN" w:bidi="ar"/>
               </w:rPr>
-              <w:t>{{</w:t>
+              <w:t>{{consub5_subName}}</w:t>
             </w:r>
-            <w:r>
-              <w:rPr>
-                <w:rFonts w:hint="eastAsia" w:ascii="宋体" w:hAnsi="宋体" w:eastAsia="宋体" w:cs="宋体"/>
-                <w:i w:val="0"/>
-                <w:iCs w:val="0"/>
-                <w:color w:val="000000"/>
-                <w:kern w:val="0"/>
-                <w:sz w:val="24"/>
-                <w:szCs w:val="24"/>
-                <w:u w:val="none"/>
-                <w:lang w:val="en-US" w:eastAsia="zh-CN" w:bidi="ar"/>
-              </w:rPr>
-              <w:t>consub8_subName</w:t>
-            </w:r>
-            <w:r>
-              <w:rPr>
-                <w:rFonts w:hint="eastAsia" w:ascii="仿宋" w:hAnsi="仿宋" w:eastAsia="仿宋" w:cs="仿宋"/>
-                <w:i w:val="0"/>
-                <w:iCs w:val="0"/>
-                <w:color w:val="000000"/>
-                <w:kern w:val="0"/>
-                <w:sz w:val="22"/>
-                <w:szCs w:val="22"/>
-                <w:lang w:val="en-US" w:eastAsia="zh-CN" w:bidi="ar"/>
-              </w:rPr>
-              <w:t>}}</w:t>
-            </w:r>
           </w:p>
         </w:tc>
         <w:tc>
@@ -1872,21 +1067,6 @@
                 <w:u w:val="none"/>
               </w:rPr>
             </w:pPr>
-            <w:r>
-              <w:rPr>
-                <w:rFonts w:hint="eastAsia" w:ascii="宋体" w:hAnsi="宋体" w:eastAsia="宋体" w:cs="宋体"/>
-                <w:i w:val="0"/>
-                <w:iCs w:val="0"/>
-                <w:color w:val="000000"/>
-                <w:spacing w:val="2"/>
-                <w:kern w:val="0"/>
-                <w:sz w:val="24"/>
-                <w:szCs w:val="24"/>
-                <w:u w:val="none"/>
-                <w:lang w:val="en-US" w:eastAsia="zh-CN" w:bidi="ar"/>
-              </w:rPr>
-              <w:t>{{consub8_subCreditCode}}</w:t>
-            </w:r>
           </w:p>
         </w:tc>
       </w:tr>
@@ -1954,7 +1134,7 @@
                 <w:u w:val="none"/>
                 <w:lang w:val="en-US" w:eastAsia="zh-CN" w:bidi="ar"/>
               </w:rPr>
-              <w:t>9</w:t>
+              <w:t>6</w:t>
             </w:r>
           </w:p>
         </w:tc>
@@ -2000,35 +1180,8 @@
                 <w:szCs w:val="22"/>
                 <w:lang w:val="en-US" w:eastAsia="zh-CN" w:bidi="ar"/>
               </w:rPr>
-              <w:t>{{</w:t>
+              <w:t>{{consub6_subName}}</w:t>
             </w:r>
-            <w:r>
-              <w:rPr>
-                <w:rFonts w:hint="eastAsia" w:ascii="宋体" w:hAnsi="宋体" w:eastAsia="宋体" w:cs="宋体"/>
-                <w:i w:val="0"/>
-                <w:iCs w:val="0"/>
-                <w:color w:val="000000"/>
-                <w:kern w:val="0"/>
-                <w:sz w:val="24"/>
-                <w:szCs w:val="24"/>
-                <w:u w:val="none"/>
-                <w:lang w:val="en-US" w:eastAsia="zh-CN" w:bidi="ar"/>
-              </w:rPr>
-              <w:t>consub9_subName</w:t>
-            </w:r>
-            <w:r>
-              <w:rPr>
-                <w:rFonts w:hint="eastAsia" w:ascii="仿宋" w:hAnsi="仿宋" w:eastAsia="仿宋" w:cs="仿宋"/>
-                <w:i w:val="0"/>
-                <w:iCs w:val="0"/>
-                <w:color w:val="000000"/>
-                <w:kern w:val="0"/>
-                <w:sz w:val="22"/>
-                <w:szCs w:val="22"/>
-                <w:lang w:val="en-US" w:eastAsia="zh-CN" w:bidi="ar"/>
-              </w:rPr>
-              <w:t>}}</w:t>
-            </w:r>
           </w:p>
         </w:tc>
         <w:tc>
@@ -2062,21 +1215,6 @@
                 <w:u w:val="none"/>
               </w:rPr>
             </w:pPr>
-            <w:r>
-              <w:rPr>
-                <w:rFonts w:hint="eastAsia" w:ascii="宋体" w:hAnsi="宋体" w:eastAsia="宋体" w:cs="宋体"/>
-                <w:i w:val="0"/>
-                <w:iCs w:val="0"/>
-                <w:color w:val="000000"/>
-                <w:spacing w:val="2"/>
-                <w:kern w:val="0"/>
-                <w:sz w:val="24"/>
-                <w:szCs w:val="24"/>
-                <w:u w:val="none"/>
-                <w:lang w:val="en-US" w:eastAsia="zh-CN" w:bidi="ar"/>
-              </w:rPr>
-              <w:t>{{consub9_subCreditCode}}</w:t>
-            </w:r>
           </w:p>
         </w:tc>
       </w:tr>
@@ -2144,7 +1282,7 @@
                 <w:u w:val="none"/>
                 <w:lang w:val="en-US" w:eastAsia="zh-CN" w:bidi="ar"/>
               </w:rPr>
-              <w:t>10</w:t>
+              <w:t>7</w:t>
             </w:r>
           </w:p>
         </w:tc>
@@ -2190,35 +1328,8 @@
                 <w:szCs w:val="22"/>
                 <w:lang w:val="en-US" w:eastAsia="zh-CN" w:bidi="ar"/>
               </w:rPr>
-              <w:t>{{</w:t>
+              <w:t>{{consub7_subName}}</w:t>
             </w:r>
-            <w:r>
-              <w:rPr>
-                <w:rFonts w:hint="eastAsia" w:ascii="宋体" w:hAnsi="宋体" w:eastAsia="宋体" w:cs="宋体"/>
-                <w:i w:val="0"/>
-                <w:iCs w:val="0"/>
-                <w:color w:val="000000"/>
-                <w:kern w:val="0"/>
-                <w:sz w:val="24"/>
-                <w:szCs w:val="24"/>
-                <w:u w:val="none"/>
-                <w:lang w:val="en-US" w:eastAsia="zh-CN" w:bidi="ar"/>
-              </w:rPr>
-              <w:t>consub10_subName</w:t>
-            </w:r>
-            <w:r>
-              <w:rPr>
-                <w:rFonts w:hint="eastAsia" w:ascii="仿宋" w:hAnsi="仿宋" w:eastAsia="仿宋" w:cs="仿宋"/>
-                <w:i w:val="0"/>
-                <w:iCs w:val="0"/>
-                <w:color w:val="000000"/>
-                <w:kern w:val="0"/>
-                <w:sz w:val="22"/>
-                <w:szCs w:val="22"/>
-                <w:lang w:val="en-US" w:eastAsia="zh-CN" w:bidi="ar"/>
-              </w:rPr>
-              <w:t>}}</w:t>
-            </w:r>
           </w:p>
         </w:tc>
         <w:tc>
@@ -2252,21 +1363,6 @@
                 <w:u w:val="none"/>
               </w:rPr>
             </w:pPr>
-            <w:r>
-              <w:rPr>
-                <w:rFonts w:hint="eastAsia" w:ascii="宋体" w:hAnsi="宋体" w:eastAsia="宋体" w:cs="宋体"/>
-                <w:i w:val="0"/>
-                <w:iCs w:val="0"/>
-                <w:color w:val="000000"/>
-                <w:spacing w:val="2"/>
-                <w:kern w:val="0"/>
-                <w:sz w:val="24"/>
-                <w:szCs w:val="24"/>
-                <w:u w:val="none"/>
-                <w:lang w:val="en-US" w:eastAsia="zh-CN" w:bidi="ar"/>
-              </w:rPr>
-              <w:t>{{consub10_subCreditCode}}</w:t>
-            </w:r>
           </w:p>
         </w:tc>
       </w:tr>
@@ -2334,7 +1430,7 @@
                 <w:u w:val="none"/>
                 <w:lang w:val="en-US" w:eastAsia="zh-CN" w:bidi="ar"/>
               </w:rPr>
-              <w:t>11</w:t>
+              <w:t>8</w:t>
             </w:r>
           </w:p>
         </w:tc>
@@ -2380,22 +1476,143 @@
                 <w:szCs w:val="22"/>
                 <w:lang w:val="en-US" w:eastAsia="zh-CN" w:bidi="ar"/>
               </w:rPr>
-              <w:t>{{</w:t>
+              <w:t>{{consub8_subName}}</w:t>
             </w:r>
+          </w:p>
+        </w:tc>
+        <w:tc>
+          <w:tcPr>
+            <w:tcW w:w="2941" w:type="dxa"/>
+            <w:tcBorders>
+              <w:top w:val="single" w:color="000000" w:sz="4" w:space="0"/>
+              <w:left w:val="single" w:color="000000" w:sz="4" w:space="0"/>
+              <w:bottom w:val="single" w:color="000000" w:sz="4" w:space="0"/>
+              <w:right w:val="single" w:color="000000" w:sz="4" w:space="0"/>
+            </w:tcBorders>
+            <w:shd w:val="clear" w:color="auto" w:fill="auto"/>
+            <w:noWrap/>
+            <w:vAlign w:val="bottom"/>
+          </w:tcPr>
+          <w:p>
+            <w:pPr>
+              <w:keepNext w:val="0"/>
+              <w:keepLines w:val="0"/>
+              <w:widowControl/>
+              <w:suppressLineNumbers w:val="0"/>
+              <w:jc w:val="center"/>
+              <w:textAlignment w:val="bottom"/>
+              <w:rPr>
+                <w:rFonts w:hint="eastAsia" w:ascii="宋体" w:hAnsi="宋体" w:eastAsia="宋体" w:cs="宋体"/>
+                <w:i w:val="0"/>
+                <w:iCs w:val="0"/>
+                <w:color w:val="000000"/>
+                <w:sz w:val="24"/>
+                <w:szCs w:val="24"/>
+                <w:u w:val="none"/>
+              </w:rPr>
+            </w:pPr>
+          </w:p>
+        </w:tc>
+      </w:tr>
+      <w:tr>
+        <w:tblPrEx>
+          <w:tblBorders>
+            <w:top w:val="none" w:color="auto" w:sz="0" w:space="0"/>
+            <w:left w:val="none" w:color="auto" w:sz="0" w:space="0"/>
+            <w:bottom w:val="none" w:color="auto" w:sz="0" w:space="0"/>
+            <w:right w:val="none" w:color="auto" w:sz="0" w:space="0"/>
+            <w:insideH w:val="none" w:color="auto" w:sz="0" w:space="0"/>
+            <w:insideV w:val="none" w:color="auto" w:sz="0" w:space="0"/>
+          </w:tblBorders>
+          <w:tblCellMar>
+            <w:top w:w="0" w:type="dxa"/>
+            <w:left w:w="108" w:type="dxa"/>
+            <w:bottom w:w="0" w:type="dxa"/>
+            <w:right w:w="108" w:type="dxa"/>
+          </w:tblCellMar>
+        </w:tblPrEx>
+        <w:trPr>
+          <w:trHeight w:val="380" w:hRule="atLeast"/>
+        </w:trPr>
+        <w:tc>
+          <w:tcPr>
+            <w:tcW w:w="0" w:type="auto"/>
+            <w:tcBorders>
+              <w:top w:val="single" w:color="000000" w:sz="4" w:space="0"/>
+              <w:left w:val="single" w:color="000000" w:sz="4" w:space="0"/>
+              <w:bottom w:val="single" w:color="000000" w:sz="4" w:space="0"/>
+              <w:right w:val="single" w:color="000000" w:sz="4" w:space="0"/>
+            </w:tcBorders>
+            <w:shd w:val="clear" w:color="auto" w:fill="auto"/>
+            <w:noWrap/>
+            <w:vAlign w:val="center"/>
+          </w:tcPr>
+          <w:p>
+            <w:pPr>
+              <w:keepNext w:val="0"/>
+              <w:keepLines w:val="0"/>
+              <w:widowControl/>
+              <w:suppressLineNumbers w:val="0"/>
+              <w:jc w:val="center"/>
+              <w:textAlignment w:val="center"/>
+              <w:rPr>
+                <w:rFonts w:hint="eastAsia" w:ascii="宋体" w:hAnsi="宋体" w:eastAsia="宋体" w:cs="宋体"/>
+                <w:i w:val="0"/>
+                <w:iCs w:val="0"/>
+                <w:color w:val="000000"/>
+                <w:sz w:val="24"/>
+                <w:szCs w:val="24"/>
+                <w:u w:val="none"/>
+              </w:rPr>
+            </w:pPr>
             <w:r>
               <w:rPr>
                 <w:rFonts w:hint="eastAsia" w:ascii="宋体" w:hAnsi="宋体" w:eastAsia="宋体" w:cs="宋体"/>
                 <w:i w:val="0"/>
                 <w:iCs w:val="0"/>
                 <w:color w:val="000000"/>
+                <w:spacing w:val="2"/>
                 <w:kern w:val="0"/>
                 <w:sz w:val="24"/>
                 <w:szCs w:val="24"/>
                 <w:u w:val="none"/>
                 <w:lang w:val="en-US" w:eastAsia="zh-CN" w:bidi="ar"/>
               </w:rPr>
-              <w:t>consub11_subName</w:t>
+              <w:t>9</w:t>
             </w:r>
+          </w:p>
+        </w:tc>
+        <w:tc>
+          <w:tcPr>
+            <w:tcW w:w="3788" w:type="dxa"/>
+            <w:tcBorders>
+              <w:top w:val="single" w:color="000000" w:sz="4" w:space="0"/>
+              <w:left w:val="single" w:color="000000" w:sz="4" w:space="0"/>
+              <w:bottom w:val="single" w:color="000000" w:sz="4" w:space="0"/>
+              <w:right w:val="single" w:color="000000" w:sz="4" w:space="0"/>
+            </w:tcBorders>
+            <w:shd w:val="clear" w:color="auto" w:fill="auto"/>
+            <w:noWrap/>
+            <w:vAlign w:val="center"/>
+          </w:tcPr>
+          <w:p>
+            <w:pPr>
+              <w:keepNext w:val="0"/>
+              <w:keepLines w:val="0"/>
+              <w:widowControl/>
+              <w:suppressLineNumbers w:val="0"/>
+              <w:jc w:val="center"/>
+              <w:textAlignment w:val="bottom"/>
+              <w:rPr>
+                <w:rFonts w:hint="eastAsia" w:ascii="宋体" w:hAnsi="宋体" w:eastAsia="宋体" w:cs="宋体"/>
+                <w:i w:val="0"/>
+                <w:iCs w:val="0"/>
+                <w:color w:val="000000"/>
+                <w:sz w:val="24"/>
+                <w:szCs w:val="24"/>
+                <w:u w:val="none"/>
+              </w:rPr>
+            </w:pPr>
             <w:r>
               <w:rPr>
                 <w:rFonts w:hint="eastAsia" w:ascii="仿宋" w:hAnsi="仿宋" w:eastAsia="仿宋" w:cs="仿宋"/>
@@ -2407,7 +1624,7 @@
                 <w:szCs w:val="22"/>
                 <w:lang w:val="en-US" w:eastAsia="zh-CN" w:bidi="ar"/>
               </w:rPr>
-              <w:t>}}</w:t>
+              <w:t>{{consub9_subName}}</w:t>
             </w:r>
           </w:p>
         </w:tc>
@@ -2432,6 +1649,60 @@
               <w:suppressLineNumbers w:val="0"/>
               <w:jc w:val="center"/>
               <w:textAlignment w:val="bottom"/>
+              <w:rPr>
+                <w:rFonts w:hint="eastAsia" w:ascii="宋体" w:hAnsi="宋体" w:eastAsia="宋体" w:cs="宋体"/>
+                <w:i w:val="0"/>
+                <w:iCs w:val="0"/>
+                <w:color w:val="000000"/>
+                <w:sz w:val="24"/>
+                <w:szCs w:val="24"/>
+                <w:u w:val="none"/>
+              </w:rPr>
+            </w:pPr>
+          </w:p>
+        </w:tc>
+      </w:tr>
+      <w:tr>
+        <w:tblPrEx>
+          <w:tblBorders>
+            <w:top w:val="none" w:color="auto" w:sz="0" w:space="0"/>
+            <w:left w:val="none" w:color="auto" w:sz="0" w:space="0"/>
+            <w:bottom w:val="none" w:color="auto" w:sz="0" w:space="0"/>
+            <w:right w:val="none" w:color="auto" w:sz="0" w:space="0"/>
+            <w:insideH w:val="none" w:color="auto" w:sz="0" w:space="0"/>
+            <w:insideV w:val="none" w:color="auto" w:sz="0" w:space="0"/>
+          </w:tblBorders>
+          <w:tblCellMar>
+            <w:top w:w="0" w:type="dxa"/>
+            <w:left w:w="108" w:type="dxa"/>
+            <w:bottom w:w="0" w:type="dxa"/>
+            <w:right w:w="108" w:type="dxa"/>
+          </w:tblCellMar>
+        </w:tblPrEx>
+        <w:trPr>
+          <w:trHeight w:val="380" w:hRule="atLeast"/>
+        </w:trPr>
+        <w:tc>
+          <w:tcPr>
+            <w:tcW w:w="0" w:type="auto"/>
+            <w:tcBorders>
+              <w:top w:val="single" w:color="000000" w:sz="4" w:space="0"/>
+              <w:left w:val="single" w:color="000000" w:sz="4" w:space="0"/>
+              <w:bottom w:val="single" w:color="000000" w:sz="4" w:space="0"/>
+              <w:right w:val="single" w:color="000000" w:sz="4" w:space="0"/>
+            </w:tcBorders>
+            <w:shd w:val="clear" w:color="auto" w:fill="auto"/>
+            <w:noWrap/>
+            <w:vAlign w:val="center"/>
+          </w:tcPr>
+          <w:p>
+            <w:pPr>
+              <w:keepNext w:val="0"/>
+              <w:keepLines w:val="0"/>
+              <w:widowControl/>
+              <w:suppressLineNumbers w:val="0"/>
+              <w:jc w:val="center"/>
+              <w:textAlignment w:val="center"/>
               <w:rPr>
                 <w:rFonts w:hint="eastAsia" w:ascii="宋体" w:hAnsi="宋体" w:eastAsia="宋体" w:cs="宋体"/>
                 <w:i w:val="0"/>
@@ -2455,8 +1726,237 @@
                 <w:u w:val="none"/>
                 <w:lang w:val="en-US" w:eastAsia="zh-CN" w:bidi="ar"/>
               </w:rPr>
-              <w:t>{{consub11_subCreditCode}}</w:t>
+              <w:t>10</w:t>
             </w:r>
+          </w:p>
+        </w:tc>
+        <w:tc>
+          <w:tcPr>
+            <w:tcW w:w="3788" w:type="dxa"/>
+            <w:tcBorders>
+              <w:top w:val="single" w:color="000000" w:sz="4" w:space="0"/>
+              <w:left w:val="single" w:color="000000" w:sz="4" w:space="0"/>
+              <w:bottom w:val="single" w:color="000000" w:sz="4" w:space="0"/>
+              <w:right w:val="single" w:color="000000" w:sz="4" w:space="0"/>
+            </w:tcBorders>
+            <w:shd w:val="clear" w:color="auto" w:fill="auto"/>
+            <w:noWrap/>
+            <w:vAlign w:val="center"/>
+          </w:tcPr>
+          <w:p>
+            <w:pPr>
+              <w:keepNext w:val="0"/>
+              <w:keepLines w:val="0"/>
+              <w:widowControl/>
+              <w:suppressLineNumbers w:val="0"/>
+              <w:jc w:val="center"/>
+              <w:textAlignment w:val="bottom"/>
+              <w:rPr>
+                <w:rFonts w:hint="eastAsia" w:ascii="宋体" w:hAnsi="宋体" w:eastAsia="宋体" w:cs="宋体"/>
+                <w:i w:val="0"/>
+                <w:iCs w:val="0"/>
+                <w:color w:val="000000"/>
+                <w:sz w:val="24"/>
+                <w:szCs w:val="24"/>
+                <w:u w:val="none"/>
+              </w:rPr>
+            </w:pPr>
+            <w:r>
+              <w:rPr>
+                <w:rFonts w:hint="eastAsia" w:ascii="仿宋" w:hAnsi="仿宋" w:eastAsia="仿宋" w:cs="仿宋"/>
+                <w:i w:val="0"/>
+                <w:iCs w:val="0"/>
+                <w:color w:val="000000"/>
+                <w:kern w:val="0"/>
+                <w:sz w:val="22"/>
+                <w:szCs w:val="22"/>
+                <w:lang w:val="en-US" w:eastAsia="zh-CN" w:bidi="ar"/>
+              </w:rPr>
+              <w:t>{{consub10_subName}}</w:t>
+            </w:r>
+          </w:p>
+        </w:tc>
+        <w:tc>
+          <w:tcPr>
+            <w:tcW w:w="2941" w:type="dxa"/>
+            <w:tcBorders>
+              <w:top w:val="single" w:color="000000" w:sz="4" w:space="0"/>
+              <w:left w:val="single" w:color="000000" w:sz="4" w:space="0"/>
+              <w:bottom w:val="single" w:color="000000" w:sz="4" w:space="0"/>
+              <w:right w:val="single" w:color="000000" w:sz="4" w:space="0"/>
+            </w:tcBorders>
+            <w:shd w:val="clear" w:color="auto" w:fill="auto"/>
+            <w:noWrap/>
+            <w:vAlign w:val="bottom"/>
+          </w:tcPr>
+          <w:p>
+            <w:pPr>
+              <w:keepNext w:val="0"/>
+              <w:keepLines w:val="0"/>
+              <w:widowControl/>
+              <w:suppressLineNumbers w:val="0"/>
+              <w:jc w:val="center"/>
+              <w:textAlignment w:val="bottom"/>
+              <w:rPr>
+                <w:rFonts w:hint="eastAsia" w:ascii="宋体" w:hAnsi="宋体" w:eastAsia="宋体" w:cs="宋体"/>
+                <w:i w:val="0"/>
+                <w:iCs w:val="0"/>
+                <w:color w:val="000000"/>
+                <w:sz w:val="24"/>
+                <w:szCs w:val="24"/>
+                <w:u w:val="none"/>
+              </w:rPr>
+            </w:pPr>
+          </w:p>
+        </w:tc>
+      </w:tr>
+      <w:tr>
+        <w:tblPrEx>
+          <w:tblBorders>
+            <w:top w:val="none" w:color="auto" w:sz="0" w:space="0"/>
+            <w:left w:val="none" w:color="auto" w:sz="0" w:space="0"/>
+            <w:bottom w:val="none" w:color="auto" w:sz="0" w:space="0"/>
+            <w:right w:val="none" w:color="auto" w:sz="0" w:space="0"/>
+            <w:insideH w:val="none" w:color="auto" w:sz="0" w:space="0"/>
+            <w:insideV w:val="none" w:color="auto" w:sz="0" w:space="0"/>
+          </w:tblBorders>
+          <w:tblCellMar>
+            <w:top w:w="0" w:type="dxa"/>
+            <w:left w:w="108" w:type="dxa"/>
+            <w:bottom w:w="0" w:type="dxa"/>
+            <w:right w:w="108" w:type="dxa"/>
+          </w:tblCellMar>
+        </w:tblPrEx>
+        <w:trPr>
+          <w:trHeight w:val="380" w:hRule="atLeast"/>
+        </w:trPr>
+        <w:tc>
+          <w:tcPr>
+            <w:tcW w:w="0" w:type="auto"/>
+            <w:tcBorders>
+              <w:top w:val="single" w:color="000000" w:sz="4" w:space="0"/>
+              <w:left w:val="single" w:color="000000" w:sz="4" w:space="0"/>
+              <w:bottom w:val="single" w:color="000000" w:sz="4" w:space="0"/>
+              <w:right w:val="single" w:color="000000" w:sz="4" w:space="0"/>
+            </w:tcBorders>
+            <w:shd w:val="clear" w:color="auto" w:fill="auto"/>
+            <w:noWrap/>
+            <w:vAlign w:val="center"/>
+          </w:tcPr>
+          <w:p>
+            <w:pPr>
+              <w:keepNext w:val="0"/>
+              <w:keepLines w:val="0"/>
+              <w:widowControl/>
+              <w:suppressLineNumbers w:val="0"/>
+              <w:jc w:val="center"/>
+              <w:textAlignment w:val="center"/>
+              <w:rPr>
+                <w:rFonts w:hint="eastAsia" w:ascii="宋体" w:hAnsi="宋体" w:eastAsia="宋体" w:cs="宋体"/>
+                <w:i w:val="0"/>
+                <w:iCs w:val="0"/>
+                <w:color w:val="000000"/>
+                <w:sz w:val="24"/>
+                <w:szCs w:val="24"/>
+                <w:u w:val="none"/>
+              </w:rPr>
+            </w:pPr>
+            <w:r>
+              <w:rPr>
+                <w:rFonts w:hint="eastAsia" w:ascii="宋体" w:hAnsi="宋体" w:eastAsia="宋体" w:cs="宋体"/>
+                <w:i w:val="0"/>
+                <w:iCs w:val="0"/>
+                <w:color w:val="000000"/>
+                <w:spacing w:val="2"/>
+                <w:kern w:val="0"/>
+                <w:sz w:val="24"/>
+                <w:szCs w:val="24"/>
+                <w:u w:val="none"/>
+                <w:lang w:val="en-US" w:eastAsia="zh-CN" w:bidi="ar"/>
+              </w:rPr>
+              <w:t>11</w:t>
+            </w:r>
+          </w:p>
+        </w:tc>
+        <w:tc>
+          <w:tcPr>
+            <w:tcW w:w="3788" w:type="dxa"/>
+            <w:tcBorders>
+              <w:top w:val="single" w:color="000000" w:sz="4" w:space="0"/>
+              <w:left w:val="single" w:color="000000" w:sz="4" w:space="0"/>
+              <w:bottom w:val="single" w:color="000000" w:sz="4" w:space="0"/>
+              <w:right w:val="single" w:color="000000" w:sz="4" w:space="0"/>
+            </w:tcBorders>
+            <w:shd w:val="clear" w:color="auto" w:fill="auto"/>
+            <w:noWrap/>
+            <w:vAlign w:val="center"/>
+          </w:tcPr>
+          <w:p>
+            <w:pPr>
+              <w:keepNext w:val="0"/>
+              <w:keepLines w:val="0"/>
+              <w:widowControl/>
+              <w:suppressLineNumbers w:val="0"/>
+              <w:jc w:val="center"/>
+              <w:textAlignment w:val="bottom"/>
+              <w:rPr>
+                <w:rFonts w:hint="eastAsia" w:ascii="宋体" w:hAnsi="宋体" w:eastAsia="宋体" w:cs="宋体"/>
+                <w:i w:val="0"/>
+                <w:iCs w:val="0"/>
+                <w:color w:val="000000"/>
+                <w:sz w:val="24"/>
+                <w:szCs w:val="24"/>
+                <w:u w:val="none"/>
+              </w:rPr>
+            </w:pPr>
+            <w:r>
+              <w:rPr>
+                <w:rFonts w:hint="eastAsia" w:ascii="仿宋" w:hAnsi="仿宋" w:eastAsia="仿宋" w:cs="仿宋"/>
+                <w:i w:val="0"/>
+                <w:iCs w:val="0"/>
+                <w:color w:val="000000"/>
+                <w:kern w:val="0"/>
+                <w:sz w:val="22"/>
+                <w:szCs w:val="22"/>
+                <w:lang w:val="en-US" w:eastAsia="zh-CN" w:bidi="ar"/>
+              </w:rPr>
+              <w:t>{{consub11_subName}}</w:t>
+            </w:r>
+          </w:p>
+        </w:tc>
+        <w:tc>
+          <w:tcPr>
+            <w:tcW w:w="2941" w:type="dxa"/>
+            <w:tcBorders>
+              <w:top w:val="single" w:color="000000" w:sz="4" w:space="0"/>
+              <w:left w:val="single" w:color="000000" w:sz="4" w:space="0"/>
+              <w:bottom w:val="single" w:color="000000" w:sz="4" w:space="0"/>
+              <w:right w:val="single" w:color="000000" w:sz="4" w:space="0"/>
+            </w:tcBorders>
+            <w:shd w:val="clear" w:color="auto" w:fill="auto"/>
+            <w:noWrap/>
+            <w:vAlign w:val="bottom"/>
+          </w:tcPr>
+          <w:p>
+            <w:pPr>
+              <w:keepNext w:val="0"/>
+              <w:keepLines w:val="0"/>
+              <w:widowControl/>
+              <w:suppressLineNumbers w:val="0"/>
+              <w:jc w:val="center"/>
+              <w:textAlignment w:val="bottom"/>
+              <w:rPr>
+                <w:rFonts w:hint="eastAsia" w:ascii="宋体" w:hAnsi="宋体" w:eastAsia="宋体" w:cs="宋体"/>
+                <w:i w:val="0"/>
+                <w:iCs w:val="0"/>
+                <w:color w:val="000000"/>
+                <w:sz w:val="24"/>
+                <w:szCs w:val="24"/>
+                <w:u w:val="none"/>
+              </w:rPr>
+            </w:pPr>
+            <w:bookmarkStart w:id="0" w:name="_GoBack"/>
+            <w:bookmarkEnd w:id="0"/>
           </w:p>
         </w:tc>
       </w:tr>
@@ -2480,8 +1980,6 @@
           <w:lang w:eastAsia="zh-CN"/>
         </w:rPr>
       </w:pPr>
-      <w:bookmarkStart w:id="0" w:name="_GoBack"/>
-      <w:bookmarkEnd w:id="0"/>
     </w:p>
     <w:p>
       <w:pPr>
@@ -2502,26 +2000,7 @@
           <w:szCs w:val="28"/>
           <w:lang w:val="en-US" w:eastAsia="zh-CN"/>
         </w:rPr>
-        <w:t>{{</w:t>
-      </w:r>
-      <w:r>
-        <w:rPr>
-          <w:rFonts w:hint="eastAsia" w:ascii="方正仿宋_GBK" w:hAnsi="方正仿宋_GBK" w:eastAsia="方正仿宋_GBK" w:cs="方正仿宋_GBK"/>
-          <w:color w:val="000000"/>
-          <w:sz w:val="28"/>
-          <w:szCs w:val="28"/>
-        </w:rPr>
-        <w:t>initiatorName</w:t>
-      </w:r>
-      <w:r>
-        <w:rPr>
-          <w:rFonts w:hint="eastAsia" w:ascii="方正仿宋_GBK" w:hAnsi="方正仿宋_GBK" w:eastAsia="方正仿宋_GBK" w:cs="方正仿宋_GBK"/>
-          <w:color w:val="000000"/>
-          <w:sz w:val="28"/>
-          <w:szCs w:val="28"/>
-          <w:lang w:val="en-US" w:eastAsia="zh-CN"/>
-        </w:rPr>
-        <w:t>}}</w:t>
+        <w:t>{{initiatorName}}</w:t>
       </w:r>
       <w:r>
         <w:rPr>
